--- a/cmd/workable-items/testdata/golden_fixed.docx
+++ b/cmd/workable-items/testdata/golden_fixed.docx
@@ -33,7 +33,7 @@
         <w:rPr>
           <w:rStyle w:val="VerbatimChar"/>
         </w:rPr>
-        <w:t xml:space="preserve">workable-items close ATM-NNN --status fixed|implemented|completed|obsolete</w:t>
+        <w:t xml:space="preserve">workable-items close TMX-NNN --status fixed|implemented|completed|obsolete</w:t>
       </w:r>
       <w:r>
         <w:t xml:space="preserve">.</w:t>
@@ -75,13 +75,13 @@
           <w:b/>
           <w:bCs/>
         </w:rPr>
-        <w:t xml:space="preserve">ATM-ID:</w:t>
+        <w:t xml:space="preserve">TMX-ID:</w:t>
       </w:r>
       <w:r>
         <w:t xml:space="preserve"> </w:t>
       </w:r>
       <w:r>
-        <w:t xml:space="preserve">ATM-003</w:t>
+        <w:t xml:space="preserve">TMX-003</w:t>
       </w:r>
       <w:r>
         <w:t xml:space="preserve"> </w:t>
